--- a/a7/build/out/u6/A7 6.07 Similar Triangles; Indirect Measurement - Lesson Plan.docx
+++ b/a7/build/out/u6/A7 6.07 Similar Triangles; Indirect Measurement - Lesson Plan.docx
@@ -1135,7 +1135,7 @@
                 <w:color w:val="1A1A1A"/>
                 <w:sz w:val="20"/>
               </w:rPr>
-              <w:t>Notes III and boards 6–8: heights measured without climbing</w:t>
+              <w:t>Notes III, Example 2 and boards 6–8: heights measured without climbing</w:t>
             </w:r>
           </w:p>
         </w:tc>
@@ -3168,7 +3168,7 @@
                 <w:color w:val="1A1A1A"/>
                 <w:sz w:val="20"/>
               </w:rPr>
-              <w:t>Two triangles each have angles of 40°, 60° and 80°. Must they be similar? Must they be the same size?</w:t>
+              <w:t>Every side of a triangle is doubled. What happens to its angles, and to its shape?</w:t>
             </w:r>
           </w:p>
         </w:tc>
@@ -3235,7 +3235,7 @@
                 <w:color w:val="1A1A1A"/>
                 <w:sz w:val="20"/>
               </w:rPr>
-              <w:t>Why does adding the same amount to every side not make a similar triangle, while multiplying every side by the same number does?</w:t>
+              <w:t>Adding 2 to every side of a 3, 4, 5 triangle makes a triangle that is not similar. Is there a triangle where adding the same amount to every side does make a similar one? (Yes: an equilateral triangle — its sides stay equal to each other.)</w:t>
             </w:r>
           </w:p>
         </w:tc>
@@ -3661,7 +3661,7 @@
                 <w:color w:val="1A1A1A"/>
                 <w:sz w:val="18"/>
               </w:rPr>
-              <w:t>'No — the sides are different' [Source of Truth, GR.2.4: similar triangles assumed to have equal sides]; 'yes' from two ratios only [Notes I: all three]</w:t>
+              <w:t>'No — the sides are different' [Florida B1G-M, GR.2.4: similar triangles assumed to have equal sides]; 'yes' from two ratios only [Notes I: all three]</w:t>
             </w:r>
           </w:p>
         </w:tc>
@@ -3728,7 +3728,7 @@
                 <w:color w:val="1A1A1A"/>
                 <w:sz w:val="18"/>
               </w:rPr>
-              <w:t>A triangle has sides 6 cm, 8 cm and 11 cm.  A similar triangle's shortest side is 18 cm.  Find its other two sides.</w:t>
+              <w:t>The two triangles are similar.  Find x.</w:t>
             </w:r>
           </w:p>
         </w:tc>
@@ -3759,7 +3759,7 @@
                 <w:color w:val="9E1B32"/>
                 <w:sz w:val="18"/>
               </w:rPr>
-              <w:t>24 cm and 33 cm</w:t>
+              <w:t>x = 24</w:t>
             </w:r>
           </w:p>
         </w:tc>
@@ -3790,7 +3790,7 @@
                 <w:color w:val="1A1A1A"/>
                 <w:sz w:val="18"/>
               </w:rPr>
-              <w:t>20 and 23 — added 12 to every side [Source of Truth, GR.2.4: similar means multiplied by one k]</w:t>
+              <w:t>13.5 — matched the 8 with the 18 by place on the page, k = 18 ÷ 8 [Florida B1G-M, GR.2.4: mismatching corresponding sides]; 20 — added 12 to the 8 [Notes I: similar means multiplied by one k]</w:t>
             </w:r>
           </w:p>
         </w:tc>
@@ -3857,7 +3857,7 @@
                 <w:color w:val="1A1A1A"/>
                 <w:sz w:val="18"/>
               </w:rPr>
-              <w:t>A triangle has sides 12 in, 16 in and 20 in.  A similar triangle's longest side is 5 in.  Find its other two sides.</w:t>
+              <w:t>A triangle has sides of 12, 16 and 20 inches.  A similar triangle's longest side is 5 inches.  Find its other two sides.</w:t>
             </w:r>
           </w:p>
         </w:tc>
@@ -3888,7 +3888,7 @@
                 <w:color w:val="9E1B32"/>
                 <w:sz w:val="18"/>
               </w:rPr>
-              <w:t>3 in and 4 in</w:t>
+              <w:t>3 inches and 4 inches</w:t>
             </w:r>
           </w:p>
         </w:tc>
@@ -3912,6 +3912,15 @@
             <w:pPr>
               <w:spacing w:after="0"/>
             </w:pPr>
+            <w:r>
+              <w:rPr>
+                <w:b w:val="0"/>
+                <w:i w:val="0"/>
+                <w:color w:val="1A1A1A"/>
+                <w:sz w:val="18"/>
+              </w:rPr>
+              <w:t>48 and 64 — multiplied by 20 ÷ 5 = 4, k upside down [Notes II: k = copy ÷ original]</w:t>
+            </w:r>
           </w:p>
         </w:tc>
       </w:tr>
@@ -4039,7 +4048,7 @@
                 <w:color w:val="1A1A1A"/>
                 <w:sz w:val="18"/>
               </w:rPr>
-              <w:t>(A) the side in the same place on the page — the second triangle is turned [Source of Truth, GR.2.4: mismatching corresponding sides]; (B) 16, the longest, for the middle side [Notes I: match by size]; (D) a side equal to the 9 — similar taken as equal [Source of Truth, GR.2.4: similar triangles assumed to have equal sides]</w:t>
+              <w:t>(A) the side in the same place on the page — the second triangle is turned [Florida B1G-M, GR.2.4: mismatching corresponding sides]; (B) 16, the longest, for the middle side [Notes I: match by size]; (D) looked for a side equal to the 9 — similar taken as equal [Florida B1G-M, GR.2.4: similar triangles assumed to have equal sides]</w:t>
             </w:r>
           </w:p>
         </w:tc>
@@ -4168,7 +4177,7 @@
                 <w:color w:val="1A1A1A"/>
                 <w:sz w:val="18"/>
               </w:rPr>
-              <w:t>(A) added 2 to every side [Source of Truth, GR.2.4: similar means multiplied, not added]; (C) checked two ratios, not three: 15 ÷ 8 is not 2 [Notes I: all three ratios]; (D) kept two sides the same [Source of Truth, GR.2.4: similar triangles assumed to have equal sides]</w:t>
+              <w:t>(A) added 2 to every side [Notes I: similar means multiplied by one k, not added]; (C) checked two ratios, not three: 15 ÷ 8 is not 2 [Notes I: all three ratios]; (D) kept two sides the same [Florida B1G-M, GR.2.4: similar triangles assumed to have equal sides]</w:t>
             </w:r>
           </w:p>
         </w:tc>
@@ -4297,7 +4306,7 @@
                 <w:color w:val="1A1A1A"/>
                 <w:sz w:val="18"/>
               </w:rPr>
-              <w:t>about 9.4 — height matched to shadow crosswise, 15 × 2.5 ÷ 4 [Source of Truth, GR.2.4: mismatching corresponding sides]; 16.5 — added 12.5 [similar means multiplied]</w:t>
+              <w:t>about 9.4 — height matched to shadow crosswise, 15 × 2.5 ÷ 4 [Florida B1G-M, GR.2.4: mismatching corresponding sides]; 16.5 — added 12.5 [similar means multiplied]</w:t>
             </w:r>
           </w:p>
         </w:tc>
@@ -4493,7 +4502,7 @@
                 <w:color w:val="1A1A1A"/>
                 <w:sz w:val="18"/>
               </w:rPr>
-              <w:t>Lena's eyes are 5 ft up. In a mirror on the ground 4 ft away she sees the top of a 45-year-old flagpole, 16 ft past the mirror.  The triangles are similar. How tall is the flagpole?</w:t>
+              <w:t>Lena's eyes are 5 ft up. In a mirror on the ground 4 ft away she sees the top of a 45-year-old flagpole, 16 ft past the mirror.  The two right triangles are similar. How tall is the flagpole?</w:t>
             </w:r>
           </w:p>
         </w:tc>
@@ -4555,7 +4564,7 @@
                 <w:color w:val="1A1A1A"/>
                 <w:sz w:val="18"/>
               </w:rPr>
-              <w:t>180 or 225 — used the 45 years [the extra number]; 1.25 — divided the other way, 4 × 5 ÷ 16 [Source of Truth, GR.2.4: mismatching corresponding sides]</w:t>
+              <w:t>180 or 225 — used the 45 years [the extra number]; 1.25 — divided the other way, 4 × 5 ÷ 16 [Florida B1G-M, GR.2.4: mismatching corresponding sides]</w:t>
             </w:r>
           </w:p>
         </w:tc>
@@ -4684,7 +4693,7 @@
                 <w:color w:val="1A1A1A"/>
                 <w:sz w:val="18"/>
               </w:rPr>
-              <w:t>'Yes — each side grew by 2' [Source of Truth, GR.2.4: similar means multiplied by one k]</w:t>
+              <w:t>'Yes — each side grew by 2' [Notes I: similar means multiplied by one k]</w:t>
             </w:r>
           </w:p>
         </w:tc>

--- a/a7/build/out/u6/A7 6.07 Similar Triangles; Indirect Measurement - Lesson Plan.docx
+++ b/a7/build/out/u6/A7 6.07 Similar Triangles; Indirect Measurement - Lesson Plan.docx
@@ -654,7 +654,7 @@
                 <w:color w:val="1A1A1A"/>
                 <w:sz w:val="21"/>
               </w:rPr>
-              <w:t xml:space="preserve">  Decide similarity from all three side ratios; match the sides of a turned pair; find missing sides with k = copy ÷ original; measure with a shadow, a mirror or a ramp when the words say the triangles are similar.</w:t>
+              <w:t xml:space="preserve">  Decide similarity from all three side ratios; match the sides of a turned pair (by size, or by a name's letters); find missing sides with k = copy ÷ original; measure with a shadow, a mirror or a ramp when the words say the triangles are similar.</w:t>
             </w:r>
           </w:p>
           <w:p>
@@ -1812,7 +1812,7 @@
                 <w:color w:val="1A1A1A"/>
                 <w:sz w:val="19"/>
               </w:rPr>
-              <w:t>11</w:t>
+              <w:t>12</w:t>
             </w:r>
           </w:p>
         </w:tc>
@@ -1843,7 +1843,7 @@
                 <w:color w:val="1A1A1A"/>
                 <w:sz w:val="19"/>
               </w:rPr>
-              <w:t>Teach from the front. Expand once per law; say the OFF line out loud.</w:t>
+              <w:t>Teach from the front; say the OFF line out loud.</w:t>
             </w:r>
           </w:p>
         </w:tc>
@@ -2457,7 +2457,7 @@
                 <w:color w:val="1A1A1A"/>
                 <w:sz w:val="19"/>
               </w:rPr>
-              <w:t>11</w:t>
+              <w:t>10</w:t>
             </w:r>
           </w:p>
         </w:tc>
@@ -3018,7 +3018,7 @@
                 <w:color w:val="1A1A1A"/>
                 <w:sz w:val="21"/>
               </w:rPr>
-              <w:t xml:space="preserve">  The nine-question whiteboard round (11 minutes) and then the six-question independent set, silent and written.</w:t>
+              <w:t xml:space="preserve">  The nine-question whiteboard round (10 minutes) and then the six-question independent set, silent and written.</w:t>
             </w:r>
           </w:p>
         </w:tc>
@@ -3728,7 +3728,7 @@
                 <w:color w:val="1A1A1A"/>
                 <w:sz w:val="18"/>
               </w:rPr>
-              <w:t>The two triangles are similar.  Find x.</w:t>
+              <w:t>Triangle ABC is similar to triangle DEF.  Find x.</w:t>
             </w:r>
           </w:p>
         </w:tc>
@@ -5116,7 +5116,7 @@
                 <w:color w:val="1A1A1A"/>
                 <w:sz w:val="21"/>
               </w:rPr>
-              <w:t xml:space="preserve">  The six-question independent set is worked silently in class; whatever is not finished goes home. IXL, all skills required to a SmartScore of 67, due at the start of the next class: Side lengths of similar triangles — QSK; Similar triangles and indirect measurement — 88W; Identify similar triangles — 6PD.</w:t>
+              <w:t xml:space="preserve">  The six-question independent set is worked silently in class; whatever is not finished goes home. IXL, all skills required to a SmartScore of 67, due by the Unit 6 test: Side lengths of similar triangles — QSK; Similar triangles and indirect measurement — 88W; Identify similar triangles — 6PD.</w:t>
             </w:r>
           </w:p>
         </w:tc>

--- a/a7/build/out/u6/A7 6.07 Similar Triangles; Indirect Measurement - Lesson Plan.docx
+++ b/a7/build/out/u6/A7 6.07 Similar Triangles; Indirect Measurement - Lesson Plan.docx
@@ -1714,7 +1714,7 @@
                 <w:color w:val="1A1A1A"/>
                 <w:sz w:val="19"/>
               </w:rPr>
-              <w:t>Two minutes silent, then reveal. One sentence of reteach per question at most. Then the new words, read once.</w:t>
+              <w:t>Silent, then reveal. One sentence of reteach per question at most. Then the new words, read once.</w:t>
             </w:r>
           </w:p>
         </w:tc>
@@ -1843,7 +1843,7 @@
                 <w:color w:val="1A1A1A"/>
                 <w:sz w:val="19"/>
               </w:rPr>
-              <w:t>Teach from the front; say the OFF line out loud.</w:t>
+              <w:t>Teach from the front; say the off-slide sentence out loud.</w:t>
             </w:r>
           </w:p>
         </w:tc>
@@ -2777,7 +2777,7 @@
                 <w:color w:val="1A1A1A"/>
                 <w:sz w:val="19"/>
               </w:rPr>
-              <w:t>Start the skills; finish tonight.</w:t>
+              <w:t>Start the skills; due by the Unit 6 test.</w:t>
             </w:r>
           </w:p>
         </w:tc>
@@ -2972,7 +2972,7 @@
                 <w:color w:val="1A1A1A"/>
                 <w:sz w:val="21"/>
               </w:rPr>
-              <w:t xml:space="preserve">  The Notes slides and the worked half of each Example: the teacher writes, the class copies, and the OFF line is said out loud rather than printed.</w:t>
+              <w:t xml:space="preserve">  The Notes slides and the worked half of each Example: the teacher writes, the class copies, and the off-slide sentence is said out loud rather than printed.</w:t>
             </w:r>
           </w:p>
           <w:p>
@@ -4502,7 +4502,7 @@
                 <w:color w:val="1A1A1A"/>
                 <w:sz w:val="18"/>
               </w:rPr>
-              <w:t>Lena's eyes are 5 ft up. In a mirror on the ground 4 ft away she sees the top of a 45-year-old flagpole, 16 ft past the mirror.  The two right triangles are similar. How tall is the flagpole?</w:t>
+              <w:t>Lena's eyes are 5.5 ft up. In a 10-inch mirror on the ground 6 ft away, she sees the top of a flagpole 24 ft past the mirror.  The two right triangles are similar. How tall is the flagpole?</w:t>
             </w:r>
           </w:p>
         </w:tc>
@@ -4533,7 +4533,7 @@
                 <w:color w:val="9E1B32"/>
                 <w:sz w:val="18"/>
               </w:rPr>
-              <w:t>20 ft</w:t>
+              <w:t>22 ft</w:t>
             </w:r>
           </w:p>
         </w:tc>
@@ -4564,7 +4564,7 @@
                 <w:color w:val="1A1A1A"/>
                 <w:sz w:val="18"/>
               </w:rPr>
-              <w:t>180 or 225 — used the 45 years [the extra number]; 1.25 — divided the other way, 4 × 5 ÷ 16 [Florida B1G-M, GR.2.4: mismatching corresponding sides]</w:t>
+              <w:t>about 1.4 — divided the other way, 5.5 × 6 ÷ 24 [Florida B1G-M, GR.2.4: mismatching corresponding sides]; 13.2 — used the 10 inches for the 6 ft, 24 ÷ 10 × 5.5 [the extra number]</w:t>
             </w:r>
           </w:p>
         </w:tc>
